--- a/flask app.docx
+++ b/flask app.docx
@@ -264,6 +264,9 @@
     <w:p/>
     <w:p>
       <w:r>
+        <w:rPr>
+          <w:noProof/>
+        </w:rPr>
         <w:lastRenderedPageBreak/>
         <w:drawing>
           <wp:inline distT="0" distB="0" distL="0" distR="0" wp14:anchorId="64317C87" wp14:editId="206B5A81">
@@ -305,6 +308,9 @@
     <w:p/>
     <w:p>
       <w:r>
+        <w:rPr>
+          <w:noProof/>
+        </w:rPr>
         <w:drawing>
           <wp:inline distT="0" distB="0" distL="0" distR="0" wp14:anchorId="4AFBA7D1" wp14:editId="704D4CDA">
             <wp:extent cx="5731510" cy="2673350"/>
@@ -345,6 +351,9 @@
     <w:p/>
     <w:p>
       <w:r>
+        <w:rPr>
+          <w:noProof/>
+        </w:rPr>
         <w:drawing>
           <wp:inline distT="0" distB="0" distL="0" distR="0" wp14:anchorId="17317C77" wp14:editId="7F859728">
             <wp:extent cx="5731510" cy="2232025"/>
@@ -370,6 +379,212 @@
                     <a:xfrm>
                       <a:off x="0" y="0"/>
                       <a:ext cx="5731510" cy="2232025"/>
+                    </a:xfrm>
+                    <a:prstGeom prst="rect">
+                      <a:avLst/>
+                    </a:prstGeom>
+                  </pic:spPr>
+                </pic:pic>
+              </a:graphicData>
+            </a:graphic>
+          </wp:inline>
+        </w:drawing>
+      </w:r>
+    </w:p>
+    <w:p>
+      <w:r>
+        <w:t>Today</w:t>
+      </w:r>
+    </w:p>
+    <w:p/>
+    <w:p>
+      <w:r>
+        <w:lastRenderedPageBreak/>
+        <w:drawing>
+          <wp:inline distT="0" distB="0" distL="0" distR="0" wp14:anchorId="7D5F6F2C" wp14:editId="00D8A6B7">
+            <wp:extent cx="5731510" cy="699770"/>
+            <wp:effectExtent l="0" t="0" r="2540" b="5080"/>
+            <wp:docPr id="111183027" name="Picture 1"/>
+            <wp:cNvGraphicFramePr>
+              <a:graphicFrameLocks xmlns:a="http://schemas.openxmlformats.org/drawingml/2006/main" noChangeAspect="1"/>
+            </wp:cNvGraphicFramePr>
+            <a:graphic xmlns:a="http://schemas.openxmlformats.org/drawingml/2006/main">
+              <a:graphicData uri="http://schemas.openxmlformats.org/drawingml/2006/picture">
+                <pic:pic xmlns:pic="http://schemas.openxmlformats.org/drawingml/2006/picture">
+                  <pic:nvPicPr>
+                    <pic:cNvPr id="111183027" name=""/>
+                    <pic:cNvPicPr/>
+                  </pic:nvPicPr>
+                  <pic:blipFill>
+                    <a:blip r:embed="rId13"/>
+                    <a:stretch>
+                      <a:fillRect/>
+                    </a:stretch>
+                  </pic:blipFill>
+                  <pic:spPr>
+                    <a:xfrm>
+                      <a:off x="0" y="0"/>
+                      <a:ext cx="5731510" cy="699770"/>
+                    </a:xfrm>
+                    <a:prstGeom prst="rect">
+                      <a:avLst/>
+                    </a:prstGeom>
+                  </pic:spPr>
+                </pic:pic>
+              </a:graphicData>
+            </a:graphic>
+          </wp:inline>
+        </w:drawing>
+      </w:r>
+    </w:p>
+    <w:p>
+      <w:r>
+        <w:drawing>
+          <wp:inline distT="0" distB="0" distL="0" distR="0" wp14:anchorId="2E775B69" wp14:editId="598ABD2D">
+            <wp:extent cx="5731510" cy="1442720"/>
+            <wp:effectExtent l="0" t="0" r="2540" b="5080"/>
+            <wp:docPr id="2123182484" name="Picture 1"/>
+            <wp:cNvGraphicFramePr>
+              <a:graphicFrameLocks xmlns:a="http://schemas.openxmlformats.org/drawingml/2006/main" noChangeAspect="1"/>
+            </wp:cNvGraphicFramePr>
+            <a:graphic xmlns:a="http://schemas.openxmlformats.org/drawingml/2006/main">
+              <a:graphicData uri="http://schemas.openxmlformats.org/drawingml/2006/picture">
+                <pic:pic xmlns:pic="http://schemas.openxmlformats.org/drawingml/2006/picture">
+                  <pic:nvPicPr>
+                    <pic:cNvPr id="2123182484" name=""/>
+                    <pic:cNvPicPr/>
+                  </pic:nvPicPr>
+                  <pic:blipFill>
+                    <a:blip r:embed="rId14"/>
+                    <a:stretch>
+                      <a:fillRect/>
+                    </a:stretch>
+                  </pic:blipFill>
+                  <pic:spPr>
+                    <a:xfrm>
+                      <a:off x="0" y="0"/>
+                      <a:ext cx="5731510" cy="1442720"/>
+                    </a:xfrm>
+                    <a:prstGeom prst="rect">
+                      <a:avLst/>
+                    </a:prstGeom>
+                  </pic:spPr>
+                </pic:pic>
+              </a:graphicData>
+            </a:graphic>
+          </wp:inline>
+        </w:drawing>
+      </w:r>
+    </w:p>
+    <w:p/>
+    <w:p>
+      <w:r>
+        <w:drawing>
+          <wp:inline distT="0" distB="0" distL="0" distR="0" wp14:anchorId="6FE9CE9A" wp14:editId="00EF26EB">
+            <wp:extent cx="5731510" cy="2278380"/>
+            <wp:effectExtent l="0" t="0" r="2540" b="7620"/>
+            <wp:docPr id="1241571503" name="Picture 1"/>
+            <wp:cNvGraphicFramePr>
+              <a:graphicFrameLocks xmlns:a="http://schemas.openxmlformats.org/drawingml/2006/main" noChangeAspect="1"/>
+            </wp:cNvGraphicFramePr>
+            <a:graphic xmlns:a="http://schemas.openxmlformats.org/drawingml/2006/main">
+              <a:graphicData uri="http://schemas.openxmlformats.org/drawingml/2006/picture">
+                <pic:pic xmlns:pic="http://schemas.openxmlformats.org/drawingml/2006/picture">
+                  <pic:nvPicPr>
+                    <pic:cNvPr id="1241571503" name=""/>
+                    <pic:cNvPicPr/>
+                  </pic:nvPicPr>
+                  <pic:blipFill>
+                    <a:blip r:embed="rId15"/>
+                    <a:stretch>
+                      <a:fillRect/>
+                    </a:stretch>
+                  </pic:blipFill>
+                  <pic:spPr>
+                    <a:xfrm>
+                      <a:off x="0" y="0"/>
+                      <a:ext cx="5731510" cy="2278380"/>
+                    </a:xfrm>
+                    <a:prstGeom prst="rect">
+                      <a:avLst/>
+                    </a:prstGeom>
+                  </pic:spPr>
+                </pic:pic>
+              </a:graphicData>
+            </a:graphic>
+          </wp:inline>
+        </w:drawing>
+      </w:r>
+    </w:p>
+    <w:p/>
+    <w:p>
+      <w:r>
+        <w:drawing>
+          <wp:inline distT="0" distB="0" distL="0" distR="0" wp14:anchorId="335A9C0A" wp14:editId="79119E5C">
+            <wp:extent cx="5731510" cy="1943100"/>
+            <wp:effectExtent l="0" t="0" r="2540" b="0"/>
+            <wp:docPr id="2080083166" name="Picture 1"/>
+            <wp:cNvGraphicFramePr>
+              <a:graphicFrameLocks xmlns:a="http://schemas.openxmlformats.org/drawingml/2006/main" noChangeAspect="1"/>
+            </wp:cNvGraphicFramePr>
+            <a:graphic xmlns:a="http://schemas.openxmlformats.org/drawingml/2006/main">
+              <a:graphicData uri="http://schemas.openxmlformats.org/drawingml/2006/picture">
+                <pic:pic xmlns:pic="http://schemas.openxmlformats.org/drawingml/2006/picture">
+                  <pic:nvPicPr>
+                    <pic:cNvPr id="2080083166" name=""/>
+                    <pic:cNvPicPr/>
+                  </pic:nvPicPr>
+                  <pic:blipFill>
+                    <a:blip r:embed="rId16"/>
+                    <a:stretch>
+                      <a:fillRect/>
+                    </a:stretch>
+                  </pic:blipFill>
+                  <pic:spPr>
+                    <a:xfrm>
+                      <a:off x="0" y="0"/>
+                      <a:ext cx="5731510" cy="1943100"/>
+                    </a:xfrm>
+                    <a:prstGeom prst="rect">
+                      <a:avLst/>
+                    </a:prstGeom>
+                  </pic:spPr>
+                </pic:pic>
+              </a:graphicData>
+            </a:graphic>
+          </wp:inline>
+        </w:drawing>
+      </w:r>
+    </w:p>
+    <w:p/>
+    <w:p>
+      <w:r>
+        <w:lastRenderedPageBreak/>
+        <w:drawing>
+          <wp:inline distT="0" distB="0" distL="0" distR="0" wp14:anchorId="7342B923" wp14:editId="00199D69">
+            <wp:extent cx="5731510" cy="1881505"/>
+            <wp:effectExtent l="0" t="0" r="2540" b="4445"/>
+            <wp:docPr id="1115047566" name="Picture 1"/>
+            <wp:cNvGraphicFramePr>
+              <a:graphicFrameLocks xmlns:a="http://schemas.openxmlformats.org/drawingml/2006/main" noChangeAspect="1"/>
+            </wp:cNvGraphicFramePr>
+            <a:graphic xmlns:a="http://schemas.openxmlformats.org/drawingml/2006/main">
+              <a:graphicData uri="http://schemas.openxmlformats.org/drawingml/2006/picture">
+                <pic:pic xmlns:pic="http://schemas.openxmlformats.org/drawingml/2006/picture">
+                  <pic:nvPicPr>
+                    <pic:cNvPr id="1115047566" name=""/>
+                    <pic:cNvPicPr/>
+                  </pic:nvPicPr>
+                  <pic:blipFill>
+                    <a:blip r:embed="rId17"/>
+                    <a:stretch>
+                      <a:fillRect/>
+                    </a:stretch>
+                  </pic:blipFill>
+                  <pic:spPr>
+                    <a:xfrm>
+                      <a:off x="0" y="0"/>
+                      <a:ext cx="5731510" cy="1881505"/>
                     </a:xfrm>
                     <a:prstGeom prst="rect">
                       <a:avLst/>

--- a/flask app.docx
+++ b/flask app.docx
@@ -399,6 +399,9 @@
     <w:p/>
     <w:p>
       <w:r>
+        <w:rPr>
+          <w:noProof/>
+        </w:rPr>
         <w:lastRenderedPageBreak/>
         <w:drawing>
           <wp:inline distT="0" distB="0" distL="0" distR="0" wp14:anchorId="7D5F6F2C" wp14:editId="00D8A6B7">
@@ -439,6 +442,9 @@
     </w:p>
     <w:p>
       <w:r>
+        <w:rPr>
+          <w:noProof/>
+        </w:rPr>
         <w:drawing>
           <wp:inline distT="0" distB="0" distL="0" distR="0" wp14:anchorId="2E775B69" wp14:editId="598ABD2D">
             <wp:extent cx="5731510" cy="1442720"/>
@@ -479,6 +485,9 @@
     <w:p/>
     <w:p>
       <w:r>
+        <w:rPr>
+          <w:noProof/>
+        </w:rPr>
         <w:drawing>
           <wp:inline distT="0" distB="0" distL="0" distR="0" wp14:anchorId="6FE9CE9A" wp14:editId="00EF26EB">
             <wp:extent cx="5731510" cy="2278380"/>
@@ -519,6 +528,9 @@
     <w:p/>
     <w:p>
       <w:r>
+        <w:rPr>
+          <w:noProof/>
+        </w:rPr>
         <w:drawing>
           <wp:inline distT="0" distB="0" distL="0" distR="0" wp14:anchorId="335A9C0A" wp14:editId="79119E5C">
             <wp:extent cx="5731510" cy="1943100"/>
@@ -559,6 +571,9 @@
     <w:p/>
     <w:p>
       <w:r>
+        <w:rPr>
+          <w:noProof/>
+        </w:rPr>
         <w:lastRenderedPageBreak/>
         <w:drawing>
           <wp:inline distT="0" distB="0" distL="0" distR="0" wp14:anchorId="7342B923" wp14:editId="00199D69">
@@ -585,6 +600,249 @@
                     <a:xfrm>
                       <a:off x="0" y="0"/>
                       <a:ext cx="5731510" cy="1881505"/>
+                    </a:xfrm>
+                    <a:prstGeom prst="rect">
+                      <a:avLst/>
+                    </a:prstGeom>
+                  </pic:spPr>
+                </pic:pic>
+              </a:graphicData>
+            </a:graphic>
+          </wp:inline>
+        </w:drawing>
+      </w:r>
+    </w:p>
+    <w:p/>
+    <w:p/>
+    <w:p/>
+    <w:p>
+      <w:r>
+        <w:drawing>
+          <wp:inline distT="0" distB="0" distL="0" distR="0" wp14:anchorId="40C503E3" wp14:editId="0332D9FB">
+            <wp:extent cx="5731510" cy="2974975"/>
+            <wp:effectExtent l="0" t="0" r="2540" b="0"/>
+            <wp:docPr id="2061011231" name="Picture 1"/>
+            <wp:cNvGraphicFramePr>
+              <a:graphicFrameLocks xmlns:a="http://schemas.openxmlformats.org/drawingml/2006/main" noChangeAspect="1"/>
+            </wp:cNvGraphicFramePr>
+            <a:graphic xmlns:a="http://schemas.openxmlformats.org/drawingml/2006/main">
+              <a:graphicData uri="http://schemas.openxmlformats.org/drawingml/2006/picture">
+                <pic:pic xmlns:pic="http://schemas.openxmlformats.org/drawingml/2006/picture">
+                  <pic:nvPicPr>
+                    <pic:cNvPr id="2061011231" name=""/>
+                    <pic:cNvPicPr/>
+                  </pic:nvPicPr>
+                  <pic:blipFill>
+                    <a:blip r:embed="rId18"/>
+                    <a:stretch>
+                      <a:fillRect/>
+                    </a:stretch>
+                  </pic:blipFill>
+                  <pic:spPr>
+                    <a:xfrm>
+                      <a:off x="0" y="0"/>
+                      <a:ext cx="5731510" cy="2974975"/>
+                    </a:xfrm>
+                    <a:prstGeom prst="rect">
+                      <a:avLst/>
+                    </a:prstGeom>
+                  </pic:spPr>
+                </pic:pic>
+              </a:graphicData>
+            </a:graphic>
+          </wp:inline>
+        </w:drawing>
+      </w:r>
+    </w:p>
+    <w:p/>
+    <w:p>
+      <w:r>
+        <w:drawing>
+          <wp:inline distT="0" distB="0" distL="0" distR="0" wp14:anchorId="10DC6F7E" wp14:editId="75902EBA">
+            <wp:extent cx="5731510" cy="1372235"/>
+            <wp:effectExtent l="0" t="0" r="2540" b="0"/>
+            <wp:docPr id="685925538" name="Picture 1"/>
+            <wp:cNvGraphicFramePr>
+              <a:graphicFrameLocks xmlns:a="http://schemas.openxmlformats.org/drawingml/2006/main" noChangeAspect="1"/>
+            </wp:cNvGraphicFramePr>
+            <a:graphic xmlns:a="http://schemas.openxmlformats.org/drawingml/2006/main">
+              <a:graphicData uri="http://schemas.openxmlformats.org/drawingml/2006/picture">
+                <pic:pic xmlns:pic="http://schemas.openxmlformats.org/drawingml/2006/picture">
+                  <pic:nvPicPr>
+                    <pic:cNvPr id="685925538" name=""/>
+                    <pic:cNvPicPr/>
+                  </pic:nvPicPr>
+                  <pic:blipFill>
+                    <a:blip r:embed="rId19"/>
+                    <a:stretch>
+                      <a:fillRect/>
+                    </a:stretch>
+                  </pic:blipFill>
+                  <pic:spPr>
+                    <a:xfrm>
+                      <a:off x="0" y="0"/>
+                      <a:ext cx="5731510" cy="1372235"/>
+                    </a:xfrm>
+                    <a:prstGeom prst="rect">
+                      <a:avLst/>
+                    </a:prstGeom>
+                  </pic:spPr>
+                </pic:pic>
+              </a:graphicData>
+            </a:graphic>
+          </wp:inline>
+        </w:drawing>
+      </w:r>
+    </w:p>
+    <w:p/>
+    <w:p>
+      <w:r>
+        <w:lastRenderedPageBreak/>
+        <w:drawing>
+          <wp:inline distT="0" distB="0" distL="0" distR="0" wp14:anchorId="34E85D0A" wp14:editId="77E2886D">
+            <wp:extent cx="5731510" cy="1478915"/>
+            <wp:effectExtent l="0" t="0" r="2540" b="6985"/>
+            <wp:docPr id="1843594378" name="Picture 1"/>
+            <wp:cNvGraphicFramePr>
+              <a:graphicFrameLocks xmlns:a="http://schemas.openxmlformats.org/drawingml/2006/main" noChangeAspect="1"/>
+            </wp:cNvGraphicFramePr>
+            <a:graphic xmlns:a="http://schemas.openxmlformats.org/drawingml/2006/main">
+              <a:graphicData uri="http://schemas.openxmlformats.org/drawingml/2006/picture">
+                <pic:pic xmlns:pic="http://schemas.openxmlformats.org/drawingml/2006/picture">
+                  <pic:nvPicPr>
+                    <pic:cNvPr id="1843594378" name=""/>
+                    <pic:cNvPicPr/>
+                  </pic:nvPicPr>
+                  <pic:blipFill>
+                    <a:blip r:embed="rId20"/>
+                    <a:stretch>
+                      <a:fillRect/>
+                    </a:stretch>
+                  </pic:blipFill>
+                  <pic:spPr>
+                    <a:xfrm>
+                      <a:off x="0" y="0"/>
+                      <a:ext cx="5731510" cy="1478915"/>
+                    </a:xfrm>
+                    <a:prstGeom prst="rect">
+                      <a:avLst/>
+                    </a:prstGeom>
+                  </pic:spPr>
+                </pic:pic>
+              </a:graphicData>
+            </a:graphic>
+          </wp:inline>
+        </w:drawing>
+      </w:r>
+    </w:p>
+    <w:p/>
+    <w:p>
+      <w:r>
+        <w:drawing>
+          <wp:inline distT="0" distB="0" distL="0" distR="0" wp14:anchorId="6C8B2E7E" wp14:editId="4BD55FF0">
+            <wp:extent cx="5731510" cy="3440430"/>
+            <wp:effectExtent l="0" t="0" r="2540" b="7620"/>
+            <wp:docPr id="924754229" name="Picture 1"/>
+            <wp:cNvGraphicFramePr>
+              <a:graphicFrameLocks xmlns:a="http://schemas.openxmlformats.org/drawingml/2006/main" noChangeAspect="1"/>
+            </wp:cNvGraphicFramePr>
+            <a:graphic xmlns:a="http://schemas.openxmlformats.org/drawingml/2006/main">
+              <a:graphicData uri="http://schemas.openxmlformats.org/drawingml/2006/picture">
+                <pic:pic xmlns:pic="http://schemas.openxmlformats.org/drawingml/2006/picture">
+                  <pic:nvPicPr>
+                    <pic:cNvPr id="924754229" name=""/>
+                    <pic:cNvPicPr/>
+                  </pic:nvPicPr>
+                  <pic:blipFill>
+                    <a:blip r:embed="rId21"/>
+                    <a:stretch>
+                      <a:fillRect/>
+                    </a:stretch>
+                  </pic:blipFill>
+                  <pic:spPr>
+                    <a:xfrm>
+                      <a:off x="0" y="0"/>
+                      <a:ext cx="5731510" cy="3440430"/>
+                    </a:xfrm>
+                    <a:prstGeom prst="rect">
+                      <a:avLst/>
+                    </a:prstGeom>
+                  </pic:spPr>
+                </pic:pic>
+              </a:graphicData>
+            </a:graphic>
+          </wp:inline>
+        </w:drawing>
+      </w:r>
+    </w:p>
+    <w:p/>
+    <w:p>
+      <w:r>
+        <w:drawing>
+          <wp:inline distT="0" distB="0" distL="0" distR="0" wp14:anchorId="04983129" wp14:editId="1B73D846">
+            <wp:extent cx="5731510" cy="1860550"/>
+            <wp:effectExtent l="0" t="0" r="2540" b="6350"/>
+            <wp:docPr id="1888471352" name="Picture 1"/>
+            <wp:cNvGraphicFramePr>
+              <a:graphicFrameLocks xmlns:a="http://schemas.openxmlformats.org/drawingml/2006/main" noChangeAspect="1"/>
+            </wp:cNvGraphicFramePr>
+            <a:graphic xmlns:a="http://schemas.openxmlformats.org/drawingml/2006/main">
+              <a:graphicData uri="http://schemas.openxmlformats.org/drawingml/2006/picture">
+                <pic:pic xmlns:pic="http://schemas.openxmlformats.org/drawingml/2006/picture">
+                  <pic:nvPicPr>
+                    <pic:cNvPr id="1888471352" name=""/>
+                    <pic:cNvPicPr/>
+                  </pic:nvPicPr>
+                  <pic:blipFill>
+                    <a:blip r:embed="rId22"/>
+                    <a:stretch>
+                      <a:fillRect/>
+                    </a:stretch>
+                  </pic:blipFill>
+                  <pic:spPr>
+                    <a:xfrm>
+                      <a:off x="0" y="0"/>
+                      <a:ext cx="5731510" cy="1860550"/>
+                    </a:xfrm>
+                    <a:prstGeom prst="rect">
+                      <a:avLst/>
+                    </a:prstGeom>
+                  </pic:spPr>
+                </pic:pic>
+              </a:graphicData>
+            </a:graphic>
+          </wp:inline>
+        </w:drawing>
+      </w:r>
+    </w:p>
+    <w:p>
+      <w:r>
+        <w:lastRenderedPageBreak/>
+        <w:drawing>
+          <wp:inline distT="0" distB="0" distL="0" distR="0" wp14:anchorId="45851CA0" wp14:editId="77CB3271">
+            <wp:extent cx="5731510" cy="1687195"/>
+            <wp:effectExtent l="0" t="0" r="2540" b="8255"/>
+            <wp:docPr id="1797519911" name="Picture 1"/>
+            <wp:cNvGraphicFramePr>
+              <a:graphicFrameLocks xmlns:a="http://schemas.openxmlformats.org/drawingml/2006/main" noChangeAspect="1"/>
+            </wp:cNvGraphicFramePr>
+            <a:graphic xmlns:a="http://schemas.openxmlformats.org/drawingml/2006/main">
+              <a:graphicData uri="http://schemas.openxmlformats.org/drawingml/2006/picture">
+                <pic:pic xmlns:pic="http://schemas.openxmlformats.org/drawingml/2006/picture">
+                  <pic:nvPicPr>
+                    <pic:cNvPr id="1797519911" name=""/>
+                    <pic:cNvPicPr/>
+                  </pic:nvPicPr>
+                  <pic:blipFill>
+                    <a:blip r:embed="rId23"/>
+                    <a:stretch>
+                      <a:fillRect/>
+                    </a:stretch>
+                  </pic:blipFill>
+                  <pic:spPr>
+                    <a:xfrm>
+                      <a:off x="0" y="0"/>
+                      <a:ext cx="5731510" cy="1687195"/>
                     </a:xfrm>
                     <a:prstGeom prst="rect">
                       <a:avLst/>
